--- a/assets/catalog/T09.docx
+++ b/assets/catalog/T09.docx
@@ -373,7 +373,6 @@
                                 <w:spacing w:val="0"/>
                                 <w:sz w:val="21"/>
                                 <w:szCs w:val="21"/>
-                                <w:shd w:val="clear" w:fill="FFFFFF"/>
                                 <w:lang w:val="en-US" w:eastAsia="zh-CN"/>
                                 <w14:textFill>
                                   <w14:solidFill>
@@ -393,7 +392,6 @@
                                 <w:spacing w:val="0"/>
                                 <w:sz w:val="21"/>
                                 <w:szCs w:val="21"/>
-                                <w:shd w:val="clear" w:fill="FFFFFF"/>
                                 <w:lang w:val="en-US" w:eastAsia="zh-CN"/>
                                 <w14:textFill>
                                   <w14:solidFill>
@@ -437,7 +435,6 @@
                                 <w:spacing w:val="0"/>
                                 <w:sz w:val="21"/>
                                 <w:szCs w:val="21"/>
-                                <w:shd w:val="clear" w:fill="FFFFFF"/>
                                 <w:lang w:val="en-US" w:eastAsia="zh-CN"/>
                                 <w14:textFill>
                                   <w14:solidFill>
@@ -457,7 +454,6 @@
                                 <w:spacing w:val="0"/>
                                 <w:sz w:val="21"/>
                                 <w:szCs w:val="21"/>
-                                <w:shd w:val="clear" w:fill="FFFFFF"/>
                                 <w:lang w:val="en-US" w:eastAsia="zh-CN"/>
                                 <w14:textFill>
                                   <w14:solidFill>
@@ -521,7 +517,6 @@
                           <w:spacing w:val="0"/>
                           <w:sz w:val="21"/>
                           <w:szCs w:val="21"/>
-                          <w:shd w:val="clear" w:fill="FFFFFF"/>
                           <w:lang w:val="en-US" w:eastAsia="zh-CN"/>
                           <w14:textFill>
                             <w14:solidFill>
@@ -541,7 +536,6 @@
                           <w:spacing w:val="0"/>
                           <w:sz w:val="21"/>
                           <w:szCs w:val="21"/>
-                          <w:shd w:val="clear" w:fill="FFFFFF"/>
                           <w:lang w:val="en-US" w:eastAsia="zh-CN"/>
                           <w14:textFill>
                             <w14:solidFill>
@@ -585,7 +579,6 @@
                           <w:spacing w:val="0"/>
                           <w:sz w:val="21"/>
                           <w:szCs w:val="21"/>
-                          <w:shd w:val="clear" w:fill="FFFFFF"/>
                           <w:lang w:val="en-US" w:eastAsia="zh-CN"/>
                           <w14:textFill>
                             <w14:solidFill>
@@ -605,7 +598,6 @@
                           <w:spacing w:val="0"/>
                           <w:sz w:val="21"/>
                           <w:szCs w:val="21"/>
-                          <w:shd w:val="clear" w:fill="FFFFFF"/>
                           <w:lang w:val="en-US" w:eastAsia="zh-CN"/>
                           <w14:textFill>
                             <w14:solidFill>
@@ -5493,7 +5485,6 @@
                                 <w:spacing w:val="0"/>
                                 <w:sz w:val="21"/>
                                 <w:szCs w:val="21"/>
-                                <w:shd w:val="clear" w:fill="FFFFFF"/>
                                 <w:lang w:val="en-US" w:eastAsia="zh-CN"/>
                                 <w14:textFill>
                                   <w14:solidFill>
@@ -5512,7 +5503,6 @@
                                 <w:spacing w:val="0"/>
                                 <w:sz w:val="21"/>
                                 <w:szCs w:val="21"/>
-                                <w:shd w:val="clear" w:fill="FFFFFF"/>
                                 <w:lang w:val="en-US" w:eastAsia="zh-CN"/>
                                 <w14:textFill>
                                   <w14:solidFill>
@@ -5549,7 +5539,6 @@
                                 <w:spacing w:val="0"/>
                                 <w:sz w:val="21"/>
                                 <w:szCs w:val="21"/>
-                                <w:shd w:val="clear" w:fill="FFFFFF"/>
                                 <w:lang w:val="en-US" w:eastAsia="zh-CN"/>
                                 <w14:textFill>
                                   <w14:solidFill>
@@ -5571,7 +5560,6 @@
                                 <w:spacing w:val="0"/>
                                 <w:sz w:val="21"/>
                                 <w:szCs w:val="21"/>
-                                <w:shd w:val="clear" w:fill="FFFFFF"/>
                                 <w:lang w:val="en-US" w:eastAsia="zh-CN"/>
                                 <w14:textFill>
                                   <w14:solidFill>
@@ -5590,7 +5578,6 @@
                                 <w:spacing w:val="0"/>
                                 <w:sz w:val="21"/>
                                 <w:szCs w:val="21"/>
-                                <w:shd w:val="clear" w:fill="FFFFFF"/>
                                 <w:lang w:val="en-US" w:eastAsia="zh-CN"/>
                                 <w14:textFill>
                                   <w14:solidFill>
@@ -5612,7 +5599,6 @@
                                 <w:spacing w:val="0"/>
                                 <w:sz w:val="21"/>
                                 <w:szCs w:val="21"/>
-                                <w:shd w:val="clear" w:fill="FFFFFF"/>
                                 <w:lang w:val="en-US" w:eastAsia="zh-CN"/>
                                 <w14:textFill>
                                   <w14:solidFill>
@@ -5631,7 +5617,6 @@
                                 <w:spacing w:val="0"/>
                                 <w:sz w:val="21"/>
                                 <w:szCs w:val="21"/>
-                                <w:shd w:val="clear" w:fill="FFFFFF"/>
                                 <w:lang w:val="en-US" w:eastAsia="zh-CN"/>
                                 <w14:textFill>
                                   <w14:solidFill>
@@ -5673,7 +5658,6 @@
                           <w:spacing w:val="0"/>
                           <w:sz w:val="21"/>
                           <w:szCs w:val="21"/>
-                          <w:shd w:val="clear" w:fill="FFFFFF"/>
                           <w:lang w:val="en-US" w:eastAsia="zh-CN"/>
                           <w14:textFill>
                             <w14:solidFill>
@@ -5692,7 +5676,6 @@
                           <w:spacing w:val="0"/>
                           <w:sz w:val="21"/>
                           <w:szCs w:val="21"/>
-                          <w:shd w:val="clear" w:fill="FFFFFF"/>
                           <w:lang w:val="en-US" w:eastAsia="zh-CN"/>
                           <w14:textFill>
                             <w14:solidFill>
@@ -5729,7 +5712,6 @@
                           <w:spacing w:val="0"/>
                           <w:sz w:val="21"/>
                           <w:szCs w:val="21"/>
-                          <w:shd w:val="clear" w:fill="FFFFFF"/>
                           <w:lang w:val="en-US" w:eastAsia="zh-CN"/>
                           <w14:textFill>
                             <w14:solidFill>
@@ -5751,7 +5733,6 @@
                           <w:spacing w:val="0"/>
                           <w:sz w:val="21"/>
                           <w:szCs w:val="21"/>
-                          <w:shd w:val="clear" w:fill="FFFFFF"/>
                           <w:lang w:val="en-US" w:eastAsia="zh-CN"/>
                           <w14:textFill>
                             <w14:solidFill>
@@ -5770,7 +5751,6 @@
                           <w:spacing w:val="0"/>
                           <w:sz w:val="21"/>
                           <w:szCs w:val="21"/>
-                          <w:shd w:val="clear" w:fill="FFFFFF"/>
                           <w:lang w:val="en-US" w:eastAsia="zh-CN"/>
                           <w14:textFill>
                             <w14:solidFill>
@@ -5792,7 +5772,6 @@
                           <w:spacing w:val="0"/>
                           <w:sz w:val="21"/>
                           <w:szCs w:val="21"/>
-                          <w:shd w:val="clear" w:fill="FFFFFF"/>
                           <w:lang w:val="en-US" w:eastAsia="zh-CN"/>
                           <w14:textFill>
                             <w14:solidFill>
@@ -5811,7 +5790,6 @@
                           <w:spacing w:val="0"/>
                           <w:sz w:val="21"/>
                           <w:szCs w:val="21"/>
-                          <w:shd w:val="clear" w:fill="FFFFFF"/>
                           <w:lang w:val="en-US" w:eastAsia="zh-CN"/>
                           <w14:textFill>
                             <w14:solidFill>
@@ -5902,7 +5880,6 @@
                                 <w:spacing w:val="0"/>
                                 <w:sz w:val="21"/>
                                 <w:szCs w:val="21"/>
-                                <w:shd w:val="clear" w:fill="FFFFFF"/>
                                 <w:lang w:val="en-US" w:eastAsia="zh-CN"/>
                                 <w14:textFill>
                                   <w14:solidFill>
@@ -5922,7 +5899,6 @@
                                 <w:spacing w:val="0"/>
                                 <w:sz w:val="21"/>
                                 <w:szCs w:val="21"/>
-                                <w:shd w:val="clear" w:fill="FFFFFF"/>
                                 <w:lang w:val="en-US" w:eastAsia="zh-CN"/>
                                 <w14:textFill>
                                   <w14:solidFill>
@@ -5943,7 +5919,6 @@
                                 <w:spacing w:val="0"/>
                                 <w:sz w:val="21"/>
                                 <w:szCs w:val="21"/>
-                                <w:shd w:val="clear" w:fill="FFFFFF"/>
                                 <w:lang w:val="en-US" w:eastAsia="zh-CN"/>
                                 <w14:textFill>
                                   <w14:solidFill>
@@ -5987,7 +5962,6 @@
                                 <w:spacing w:val="0"/>
                                 <w:sz w:val="21"/>
                                 <w:szCs w:val="21"/>
-                                <w:shd w:val="clear" w:fill="FFFFFF"/>
                                 <w:lang w:val="en-US" w:eastAsia="zh-CN"/>
                                 <w14:textFill>
                                   <w14:solidFill>
@@ -6007,7 +5981,6 @@
                                 <w:spacing w:val="0"/>
                                 <w:sz w:val="21"/>
                                 <w:szCs w:val="21"/>
-                                <w:shd w:val="clear" w:fill="FFFFFF"/>
                                 <w:lang w:val="en-US" w:eastAsia="zh-CN"/>
                                 <w14:textFill>
                                   <w14:solidFill>
@@ -6028,7 +6001,6 @@
                                 <w:spacing w:val="0"/>
                                 <w:sz w:val="21"/>
                                 <w:szCs w:val="21"/>
-                                <w:shd w:val="clear" w:fill="FFFFFF"/>
                                 <w:lang w:val="en-US" w:eastAsia="zh-CN"/>
                                 <w14:textFill>
                                   <w14:solidFill>
@@ -6072,7 +6044,6 @@
                                 <w:spacing w:val="0"/>
                                 <w:sz w:val="21"/>
                                 <w:szCs w:val="21"/>
-                                <w:shd w:val="clear" w:fill="FFFFFF"/>
                                 <w:lang w:val="en-US" w:eastAsia="zh-CN"/>
                                 <w14:textFill>
                                   <w14:solidFill>
@@ -6092,7 +6063,6 @@
                                 <w:spacing w:val="0"/>
                                 <w:sz w:val="21"/>
                                 <w:szCs w:val="21"/>
-                                <w:shd w:val="clear" w:fill="FFFFFF"/>
                                 <w:lang w:val="en-US" w:eastAsia="zh-CN"/>
                                 <w14:textFill>
                                   <w14:solidFill>
@@ -6113,7 +6083,6 @@
                                 <w:spacing w:val="0"/>
                                 <w:sz w:val="21"/>
                                 <w:szCs w:val="21"/>
-                                <w:shd w:val="clear" w:fill="FFFFFF"/>
                                 <w:lang w:val="en-US" w:eastAsia="zh-CN"/>
                                 <w14:textFill>
                                   <w14:solidFill>
@@ -6157,7 +6126,6 @@
                                 <w:spacing w:val="0"/>
                                 <w:sz w:val="21"/>
                                 <w:szCs w:val="21"/>
-                                <w:shd w:val="clear" w:fill="FFFFFF"/>
                                 <w:lang w:val="en-US" w:eastAsia="zh-CN"/>
                                 <w14:textFill>
                                   <w14:solidFill>
@@ -6177,7 +6145,6 @@
                                 <w:spacing w:val="0"/>
                                 <w:sz w:val="21"/>
                                 <w:szCs w:val="21"/>
-                                <w:shd w:val="clear" w:fill="FFFFFF"/>
                                 <w:lang w:val="en-US" w:eastAsia="zh-CN"/>
                                 <w14:textFill>
                                   <w14:solidFill>
@@ -6198,7 +6165,6 @@
                                 <w:spacing w:val="0"/>
                                 <w:sz w:val="21"/>
                                 <w:szCs w:val="21"/>
-                                <w:shd w:val="clear" w:fill="FFFFFF"/>
                                 <w:lang w:val="en-US" w:eastAsia="zh-CN"/>
                                 <w14:textFill>
                                   <w14:solidFill>
@@ -6242,7 +6208,6 @@
                                 <w:spacing w:val="0"/>
                                 <w:sz w:val="21"/>
                                 <w:szCs w:val="21"/>
-                                <w:shd w:val="clear" w:fill="FFFFFF"/>
                                 <w:lang w:val="en-US" w:eastAsia="zh-CN"/>
                                 <w14:textFill>
                                   <w14:solidFill>
@@ -6262,7 +6227,6 @@
                                 <w:spacing w:val="0"/>
                                 <w:sz w:val="21"/>
                                 <w:szCs w:val="21"/>
-                                <w:shd w:val="clear" w:fill="FFFFFF"/>
                                 <w:lang w:val="en-US" w:eastAsia="zh-CN"/>
                                 <w14:textFill>
                                   <w14:solidFill>
@@ -6283,7 +6247,6 @@
                                 <w:spacing w:val="0"/>
                                 <w:sz w:val="21"/>
                                 <w:szCs w:val="21"/>
-                                <w:shd w:val="clear" w:fill="FFFFFF"/>
                                 <w:lang w:val="en-US" w:eastAsia="zh-CN"/>
                                 <w14:textFill>
                                   <w14:solidFill>
@@ -6327,7 +6290,6 @@
                                 <w:spacing w:val="0"/>
                                 <w:sz w:val="21"/>
                                 <w:szCs w:val="21"/>
-                                <w:shd w:val="clear" w:fill="FFFFFF"/>
                                 <w:lang w:val="en-US" w:eastAsia="zh-CN"/>
                                 <w14:textFill>
                                   <w14:solidFill>
@@ -6347,7 +6309,6 @@
                                 <w:spacing w:val="0"/>
                                 <w:sz w:val="21"/>
                                 <w:szCs w:val="21"/>
-                                <w:shd w:val="clear" w:fill="FFFFFF"/>
                                 <w:lang w:val="en-US" w:eastAsia="zh-CN"/>
                                 <w14:textFill>
                                   <w14:solidFill>
@@ -6368,7 +6329,6 @@
                                 <w:spacing w:val="0"/>
                                 <w:sz w:val="21"/>
                                 <w:szCs w:val="21"/>
-                                <w:shd w:val="clear" w:fill="FFFFFF"/>
                                 <w:lang w:val="en-US" w:eastAsia="zh-CN"/>
                                 <w14:textFill>
                                   <w14:solidFill>
@@ -6412,7 +6372,6 @@
                                 <w:spacing w:val="0"/>
                                 <w:sz w:val="21"/>
                                 <w:szCs w:val="21"/>
-                                <w:shd w:val="clear" w:fill="FFFFFF"/>
                                 <w:lang w:val="en-US" w:eastAsia="zh-CN"/>
                                 <w14:textFill>
                                   <w14:solidFill>
@@ -6432,7 +6391,6 @@
                                 <w:spacing w:val="0"/>
                                 <w:sz w:val="21"/>
                                 <w:szCs w:val="21"/>
-                                <w:shd w:val="clear" w:fill="FFFFFF"/>
                                 <w:lang w:val="en-US" w:eastAsia="zh-CN"/>
                                 <w14:textFill>
                                   <w14:solidFill>
@@ -6453,7 +6411,6 @@
                                 <w:spacing w:val="0"/>
                                 <w:sz w:val="21"/>
                                 <w:szCs w:val="21"/>
-                                <w:shd w:val="clear" w:fill="FFFFFF"/>
                                 <w:lang w:val="en-US" w:eastAsia="zh-CN"/>
                                 <w14:textFill>
                                   <w14:solidFill>
@@ -6517,7 +6474,6 @@
                           <w:spacing w:val="0"/>
                           <w:sz w:val="21"/>
                           <w:szCs w:val="21"/>
-                          <w:shd w:val="clear" w:fill="FFFFFF"/>
                           <w:lang w:val="en-US" w:eastAsia="zh-CN"/>
                           <w14:textFill>
                             <w14:solidFill>
@@ -6537,7 +6493,6 @@
                           <w:spacing w:val="0"/>
                           <w:sz w:val="21"/>
                           <w:szCs w:val="21"/>
-                          <w:shd w:val="clear" w:fill="FFFFFF"/>
                           <w:lang w:val="en-US" w:eastAsia="zh-CN"/>
                           <w14:textFill>
                             <w14:solidFill>
@@ -6558,7 +6513,6 @@
                           <w:spacing w:val="0"/>
                           <w:sz w:val="21"/>
                           <w:szCs w:val="21"/>
-                          <w:shd w:val="clear" w:fill="FFFFFF"/>
                           <w:lang w:val="en-US" w:eastAsia="zh-CN"/>
                           <w14:textFill>
                             <w14:solidFill>
@@ -6602,7 +6556,6 @@
                           <w:spacing w:val="0"/>
                           <w:sz w:val="21"/>
                           <w:szCs w:val="21"/>
-                          <w:shd w:val="clear" w:fill="FFFFFF"/>
                           <w:lang w:val="en-US" w:eastAsia="zh-CN"/>
                           <w14:textFill>
                             <w14:solidFill>
@@ -6622,7 +6575,6 @@
                           <w:spacing w:val="0"/>
                           <w:sz w:val="21"/>
                           <w:szCs w:val="21"/>
-                          <w:shd w:val="clear" w:fill="FFFFFF"/>
                           <w:lang w:val="en-US" w:eastAsia="zh-CN"/>
                           <w14:textFill>
                             <w14:solidFill>
@@ -6643,7 +6595,6 @@
                           <w:spacing w:val="0"/>
                           <w:sz w:val="21"/>
                           <w:szCs w:val="21"/>
-                          <w:shd w:val="clear" w:fill="FFFFFF"/>
                           <w:lang w:val="en-US" w:eastAsia="zh-CN"/>
                           <w14:textFill>
                             <w14:solidFill>
@@ -6687,7 +6638,6 @@
                           <w:spacing w:val="0"/>
                           <w:sz w:val="21"/>
                           <w:szCs w:val="21"/>
-                          <w:shd w:val="clear" w:fill="FFFFFF"/>
                           <w:lang w:val="en-US" w:eastAsia="zh-CN"/>
                           <w14:textFill>
                             <w14:solidFill>
@@ -6707,7 +6657,6 @@
                           <w:spacing w:val="0"/>
                           <w:sz w:val="21"/>
                           <w:szCs w:val="21"/>
-                          <w:shd w:val="clear" w:fill="FFFFFF"/>
                           <w:lang w:val="en-US" w:eastAsia="zh-CN"/>
                           <w14:textFill>
                             <w14:solidFill>
@@ -6728,7 +6677,6 @@
                           <w:spacing w:val="0"/>
                           <w:sz w:val="21"/>
                           <w:szCs w:val="21"/>
-                          <w:shd w:val="clear" w:fill="FFFFFF"/>
                           <w:lang w:val="en-US" w:eastAsia="zh-CN"/>
                           <w14:textFill>
                             <w14:solidFill>
@@ -6772,7 +6720,6 @@
                           <w:spacing w:val="0"/>
                           <w:sz w:val="21"/>
                           <w:szCs w:val="21"/>
-                          <w:shd w:val="clear" w:fill="FFFFFF"/>
                           <w:lang w:val="en-US" w:eastAsia="zh-CN"/>
                           <w14:textFill>
                             <w14:solidFill>
@@ -6792,7 +6739,6 @@
                           <w:spacing w:val="0"/>
                           <w:sz w:val="21"/>
                           <w:szCs w:val="21"/>
-                          <w:shd w:val="clear" w:fill="FFFFFF"/>
                           <w:lang w:val="en-US" w:eastAsia="zh-CN"/>
                           <w14:textFill>
                             <w14:solidFill>
@@ -6813,7 +6759,6 @@
                           <w:spacing w:val="0"/>
                           <w:sz w:val="21"/>
                           <w:szCs w:val="21"/>
-                          <w:shd w:val="clear" w:fill="FFFFFF"/>
                           <w:lang w:val="en-US" w:eastAsia="zh-CN"/>
                           <w14:textFill>
                             <w14:solidFill>
@@ -6857,7 +6802,6 @@
                           <w:spacing w:val="0"/>
                           <w:sz w:val="21"/>
                           <w:szCs w:val="21"/>
-                          <w:shd w:val="clear" w:fill="FFFFFF"/>
                           <w:lang w:val="en-US" w:eastAsia="zh-CN"/>
                           <w14:textFill>
                             <w14:solidFill>
@@ -6877,7 +6821,6 @@
                           <w:spacing w:val="0"/>
                           <w:sz w:val="21"/>
                           <w:szCs w:val="21"/>
-                          <w:shd w:val="clear" w:fill="FFFFFF"/>
                           <w:lang w:val="en-US" w:eastAsia="zh-CN"/>
                           <w14:textFill>
                             <w14:solidFill>
@@ -6898,7 +6841,6 @@
                           <w:spacing w:val="0"/>
                           <w:sz w:val="21"/>
                           <w:szCs w:val="21"/>
-                          <w:shd w:val="clear" w:fill="FFFFFF"/>
                           <w:lang w:val="en-US" w:eastAsia="zh-CN"/>
                           <w14:textFill>
                             <w14:solidFill>
@@ -6942,7 +6884,6 @@
                           <w:spacing w:val="0"/>
                           <w:sz w:val="21"/>
                           <w:szCs w:val="21"/>
-                          <w:shd w:val="clear" w:fill="FFFFFF"/>
                           <w:lang w:val="en-US" w:eastAsia="zh-CN"/>
                           <w14:textFill>
                             <w14:solidFill>
@@ -6962,7 +6903,6 @@
                           <w:spacing w:val="0"/>
                           <w:sz w:val="21"/>
                           <w:szCs w:val="21"/>
-                          <w:shd w:val="clear" w:fill="FFFFFF"/>
                           <w:lang w:val="en-US" w:eastAsia="zh-CN"/>
                           <w14:textFill>
                             <w14:solidFill>
@@ -6983,7 +6923,6 @@
                           <w:spacing w:val="0"/>
                           <w:sz w:val="21"/>
                           <w:szCs w:val="21"/>
-                          <w:shd w:val="clear" w:fill="FFFFFF"/>
                           <w:lang w:val="en-US" w:eastAsia="zh-CN"/>
                           <w14:textFill>
                             <w14:solidFill>
@@ -7027,7 +6966,6 @@
                           <w:spacing w:val="0"/>
                           <w:sz w:val="21"/>
                           <w:szCs w:val="21"/>
-                          <w:shd w:val="clear" w:fill="FFFFFF"/>
                           <w:lang w:val="en-US" w:eastAsia="zh-CN"/>
                           <w14:textFill>
                             <w14:solidFill>
@@ -7047,7 +6985,6 @@
                           <w:spacing w:val="0"/>
                           <w:sz w:val="21"/>
                           <w:szCs w:val="21"/>
-                          <w:shd w:val="clear" w:fill="FFFFFF"/>
                           <w:lang w:val="en-US" w:eastAsia="zh-CN"/>
                           <w14:textFill>
                             <w14:solidFill>
@@ -7068,7 +7005,6 @@
                           <w:spacing w:val="0"/>
                           <w:sz w:val="21"/>
                           <w:szCs w:val="21"/>
-                          <w:shd w:val="clear" w:fill="FFFFFF"/>
                           <w:lang w:val="en-US" w:eastAsia="zh-CN"/>
                           <w14:textFill>
                             <w14:solidFill>
@@ -7584,7 +7520,7 @@
                               <w:bidi w:val="0"/>
                               <w:adjustRightInd/>
                               <w:snapToGrid w:val="0"/>
-                              <w:spacing w:line="288" w:lineRule="auto"/>
+                              <w:spacing w:line="300" w:lineRule="exact" w:before="0" w:after="0"/>
                               <w:jc w:val="left"/>
                               <w:textAlignment w:val="auto"/>
                               <w:rPr>
@@ -7592,8 +7528,8 @@
                                 <w:b/>
                                 <w:bCs/>
                                 <w:color w:val="404040" w:themeColor="text1" w:themeTint="BF"/>
-                                <w:sz w:val="21"/>
-                                <w:szCs w:val="21"/>
+                                <w:sz w:val="20"/>
+                                <w:szCs w:val="20"/>
                                 <w:lang w:val="en-US" w:eastAsia="zh-CN"/>
                                 <w14:textFill>
                                   <w14:solidFill>
@@ -7611,8 +7547,8 @@
                                 <w:b/>
                                 <w:bCs/>
                                 <w:color w:val="404040" w:themeColor="text1" w:themeTint="BF"/>
-                                <w:sz w:val="21"/>
-                                <w:szCs w:val="21"/>
+                                <w:sz w:val="20"/>
+                                <w:szCs w:val="20"/>
                                 <w14:textFill>
                                   <w14:solidFill>
                                     <w14:schemeClr w14:val="tx1">
@@ -7630,8 +7566,8 @@
                                 <w:b/>
                                 <w:bCs/>
                                 <w:color w:val="404040" w:themeColor="text1" w:themeTint="BF"/>
-                                <w:sz w:val="21"/>
-                                <w:szCs w:val="21"/>
+                                <w:sz w:val="20"/>
+                                <w:szCs w:val="20"/>
                                 <w:lang w:val="en-US" w:eastAsia="zh-CN"/>
                                 <w14:textFill>
                                   <w14:solidFill>
@@ -7650,8 +7586,8 @@
                                 <w:b/>
                                 <w:bCs/>
                                 <w:color w:val="404040" w:themeColor="text1" w:themeTint="BF"/>
-                                <w:sz w:val="21"/>
-                                <w:szCs w:val="21"/>
+                                <w:sz w:val="20"/>
+                                <w:szCs w:val="20"/>
                                 <w14:textFill>
                                   <w14:solidFill>
                                     <w14:schemeClr w14:val="tx1">
@@ -7669,8 +7605,8 @@
                                 <w:b/>
                                 <w:bCs/>
                                 <w:color w:val="404040" w:themeColor="text1" w:themeTint="BF"/>
-                                <w:sz w:val="21"/>
-                                <w:szCs w:val="21"/>
+                                <w:sz w:val="20"/>
+                                <w:szCs w:val="20"/>
                                 <w:lang w:val="en-US" w:eastAsia="zh-CN"/>
                                 <w14:textFill>
                                   <w14:solidFill>
@@ -7689,8 +7625,8 @@
                                 <w:b/>
                                 <w:bCs/>
                                 <w:color w:val="404040" w:themeColor="text1" w:themeTint="BF"/>
-                                <w:sz w:val="21"/>
-                                <w:szCs w:val="21"/>
+                                <w:sz w:val="20"/>
+                                <w:szCs w:val="20"/>
                                 <w14:textFill>
                                   <w14:solidFill>
                                     <w14:schemeClr w14:val="tx1">
@@ -7708,8 +7644,8 @@
                                 <w:b/>
                                 <w:bCs/>
                                 <w:color w:val="404040" w:themeColor="text1" w:themeTint="BF"/>
-                                <w:sz w:val="21"/>
-                                <w:szCs w:val="21"/>
+                                <w:sz w:val="20"/>
+                                <w:szCs w:val="20"/>
                                 <w:lang w:val="en-US" w:eastAsia="zh-CN"/>
                                 <w14:textFill>
                                   <w14:solidFill>
@@ -7720,7 +7656,7 @@
                                   </w14:solidFill>
                                 </w14:textFill>
                               </w:rPr>
-                              <w:t>2020.06          浙江</w:t>
+                              <w:t>2020.06  浙江</w:t>
                             </w:r>
                             <w:r>
                               <w:rPr>
@@ -7728,8 +7664,8 @@
                                 <w:b/>
                                 <w:bCs/>
                                 <w:color w:val="404040" w:themeColor="text1" w:themeTint="BF"/>
-                                <w:sz w:val="21"/>
-                                <w:szCs w:val="21"/>
+                                <w:sz w:val="20"/>
+                                <w:szCs w:val="20"/>
                                 <w14:textFill>
                                   <w14:solidFill>
                                     <w14:schemeClr w14:val="tx1">
@@ -7747,8 +7683,8 @@
                                 <w:b/>
                                 <w:bCs/>
                                 <w:color w:val="404040" w:themeColor="text1" w:themeTint="BF"/>
-                                <w:sz w:val="21"/>
-                                <w:szCs w:val="21"/>
+                                <w:sz w:val="20"/>
+                                <w:szCs w:val="20"/>
                                 <w:lang w:val="en-US" w:eastAsia="zh-CN"/>
                                 <w14:textFill>
                                   <w14:solidFill>
@@ -7759,7 +7695,7 @@
                                   </w14:solidFill>
                                 </w14:textFill>
                               </w:rPr>
-                              <w:t>大学                专业：</w:t>
+                              <w:t>大学  专业：</w:t>
                             </w:r>
                             <w:r>
                               <w:rPr>
@@ -7767,8 +7703,8 @@
                                 <w:b/>
                                 <w:bCs/>
                                 <w:color w:val="262626" w:themeColor="text1" w:themeTint="D9"/>
-                                <w:sz w:val="21"/>
-                                <w:szCs w:val="21"/>
+                                <w:sz w:val="20"/>
+                                <w:szCs w:val="20"/>
                                 <w:lang w:val="en-US" w:eastAsia="zh-CN"/>
                                 <w14:textFill>
                                   <w14:solidFill>
@@ -7801,7 +7737,7 @@
                               <w:bidi w:val="0"/>
                               <w:adjustRightInd w:val="0"/>
                               <w:snapToGrid w:val="0"/>
-                              <w:spacing w:line="288" w:lineRule="auto"/>
+                              <w:spacing w:line="300" w:lineRule="exact" w:before="0" w:after="0"/>
                               <w:ind w:leftChars="0"/>
                               <w:jc w:val="left"/>
                               <w:textAlignment w:val="auto"/>
@@ -7813,8 +7749,8 @@
                                 <w:caps w:val="0"/>
                                 <w:color w:val="404040" w:themeColor="text1" w:themeTint="BF"/>
                                 <w:spacing w:val="0"/>
-                                <w:sz w:val="21"/>
-                                <w:szCs w:val="21"/>
+                                <w:sz w:val="20"/>
+                                <w:szCs w:val="20"/>
                                 <w:shd w:val="clear" w:fill="FFFFFF"/>
                                 <w:lang w:val="en-US" w:eastAsia="zh-CN"/>
                                 <w14:textFill>
@@ -7836,8 +7772,8 @@
                                 <w:caps w:val="0"/>
                                 <w:color w:val="404040" w:themeColor="text1" w:themeTint="BF"/>
                                 <w:spacing w:val="0"/>
-                                <w:sz w:val="21"/>
-                                <w:szCs w:val="21"/>
+                                <w:sz w:val="20"/>
+                                <w:szCs w:val="20"/>
                                 <w:shd w:val="clear" w:fill="FFFFFF"/>
                                 <w:lang w:val="en-US" w:eastAsia="zh-CN"/>
                                 <w14:textFill>
@@ -7859,8 +7795,8 @@
                                 <w:caps w:val="0"/>
                                 <w:color w:val="404040" w:themeColor="text1" w:themeTint="BF"/>
                                 <w:spacing w:val="0"/>
-                                <w:sz w:val="21"/>
-                                <w:szCs w:val="21"/>
+                                <w:sz w:val="20"/>
+                                <w:szCs w:val="20"/>
                                 <w:shd w:val="clear" w:fill="FFFFFF"/>
                                 <w:lang w:val="en-US" w:eastAsia="zh-CN"/>
                                 <w14:textFill>
@@ -7880,8 +7816,8 @@
                                 <w:b w:val="0"/>
                                 <w:bCs w:val="0"/>
                                 <w:color w:val="262626" w:themeColor="text1" w:themeTint="D9"/>
-                                <w:sz w:val="21"/>
-                                <w:szCs w:val="21"/>
+                                <w:sz w:val="20"/>
+                                <w:szCs w:val="20"/>
                                 <w14:textFill>
                                   <w14:solidFill>
                                     <w14:schemeClr w14:val="tx1">
@@ -7913,7 +7849,7 @@
                               <w:bidi w:val="0"/>
                               <w:adjustRightInd w:val="0"/>
                               <w:snapToGrid w:val="0"/>
-                              <w:spacing w:line="288" w:lineRule="auto"/>
+                              <w:spacing w:line="300" w:lineRule="exact" w:before="0" w:after="0"/>
                               <w:ind w:leftChars="0"/>
                               <w:jc w:val="left"/>
                               <w:textAlignment w:val="auto"/>
@@ -7925,8 +7861,8 @@
                                 <w:caps w:val="0"/>
                                 <w:color w:val="404040" w:themeColor="text1" w:themeTint="BF"/>
                                 <w:spacing w:val="0"/>
-                                <w:sz w:val="21"/>
-                                <w:szCs w:val="21"/>
+                                <w:sz w:val="20"/>
+                                <w:szCs w:val="20"/>
                                 <w:shd w:val="clear" w:fill="FFFFFF"/>
                                 <w:lang w:val="en-US" w:eastAsia="zh-CN"/>
                                 <w14:textFill>
@@ -7954,7 +7890,7 @@
                               <w:autoSpaceDN/>
                               <w:bidi w:val="0"/>
                               <w:snapToGrid w:val="0"/>
-                              <w:spacing w:line="288" w:lineRule="auto"/>
+                              <w:spacing w:line="300" w:lineRule="exact" w:before="0" w:after="0"/>
                               <w:textAlignment w:val="auto"/>
                               <w:rPr>
                                 <w:rFonts w:hint="eastAsia"/>
@@ -7976,7 +7912,7 @@
                               <w:autoSpaceDN/>
                               <w:bidi w:val="0"/>
                               <w:snapToGrid w:val="0"/>
-                              <w:spacing w:line="288" w:lineRule="auto"/>
+                              <w:spacing w:line="300" w:lineRule="exact" w:before="0" w:after="0"/>
                               <w:textAlignment w:val="auto"/>
                               <w:rPr>
                                 <w:rFonts w:hint="default"/>
@@ -8019,7 +7955,7 @@
                         <w:bidi w:val="0"/>
                         <w:adjustRightInd/>
                         <w:snapToGrid w:val="0"/>
-                        <w:spacing w:line="288" w:lineRule="auto"/>
+                        <w:spacing w:line="300" w:lineRule="exact" w:before="0" w:after="0"/>
                         <w:jc w:val="left"/>
                         <w:textAlignment w:val="auto"/>
                         <w:rPr>
@@ -8027,8 +7963,8 @@
                           <w:b/>
                           <w:bCs/>
                           <w:color w:val="404040" w:themeColor="text1" w:themeTint="BF"/>
-                          <w:sz w:val="21"/>
-                          <w:szCs w:val="21"/>
+                          <w:sz w:val="20"/>
+                          <w:szCs w:val="20"/>
                           <w:lang w:val="en-US" w:eastAsia="zh-CN"/>
                           <w14:textFill>
                             <w14:solidFill>
@@ -8046,8 +7982,8 @@
                           <w:b/>
                           <w:bCs/>
                           <w:color w:val="404040" w:themeColor="text1" w:themeTint="BF"/>
-                          <w:sz w:val="21"/>
-                          <w:szCs w:val="21"/>
+                          <w:sz w:val="20"/>
+                          <w:szCs w:val="20"/>
                           <w14:textFill>
                             <w14:solidFill>
                               <w14:schemeClr w14:val="tx1">
@@ -8065,8 +8001,8 @@
                           <w:b/>
                           <w:bCs/>
                           <w:color w:val="404040" w:themeColor="text1" w:themeTint="BF"/>
-                          <w:sz w:val="21"/>
-                          <w:szCs w:val="21"/>
+                          <w:sz w:val="20"/>
+                          <w:szCs w:val="20"/>
                           <w:lang w:val="en-US" w:eastAsia="zh-CN"/>
                           <w14:textFill>
                             <w14:solidFill>
@@ -8085,8 +8021,8 @@
                           <w:b/>
                           <w:bCs/>
                           <w:color w:val="404040" w:themeColor="text1" w:themeTint="BF"/>
-                          <w:sz w:val="21"/>
-                          <w:szCs w:val="21"/>
+                          <w:sz w:val="20"/>
+                          <w:szCs w:val="20"/>
                           <w14:textFill>
                             <w14:solidFill>
                               <w14:schemeClr w14:val="tx1">
@@ -8104,8 +8040,8 @@
                           <w:b/>
                           <w:bCs/>
                           <w:color w:val="404040" w:themeColor="text1" w:themeTint="BF"/>
-                          <w:sz w:val="21"/>
-                          <w:szCs w:val="21"/>
+                          <w:sz w:val="20"/>
+                          <w:szCs w:val="20"/>
                           <w:lang w:val="en-US" w:eastAsia="zh-CN"/>
                           <w14:textFill>
                             <w14:solidFill>
@@ -8124,8 +8060,8 @@
                           <w:b/>
                           <w:bCs/>
                           <w:color w:val="404040" w:themeColor="text1" w:themeTint="BF"/>
-                          <w:sz w:val="21"/>
-                          <w:szCs w:val="21"/>
+                          <w:sz w:val="20"/>
+                          <w:szCs w:val="20"/>
                           <w14:textFill>
                             <w14:solidFill>
                               <w14:schemeClr w14:val="tx1">
@@ -8143,8 +8079,8 @@
                           <w:b/>
                           <w:bCs/>
                           <w:color w:val="404040" w:themeColor="text1" w:themeTint="BF"/>
-                          <w:sz w:val="21"/>
-                          <w:szCs w:val="21"/>
+                          <w:sz w:val="20"/>
+                          <w:szCs w:val="20"/>
                           <w:lang w:val="en-US" w:eastAsia="zh-CN"/>
                           <w14:textFill>
                             <w14:solidFill>
@@ -8155,7 +8091,7 @@
                             </w14:solidFill>
                           </w14:textFill>
                         </w:rPr>
-                        <w:t>2020.06          浙江</w:t>
+                        <w:t>2020.06  浙江</w:t>
                       </w:r>
                       <w:r>
                         <w:rPr>
@@ -8163,8 +8099,8 @@
                           <w:b/>
                           <w:bCs/>
                           <w:color w:val="404040" w:themeColor="text1" w:themeTint="BF"/>
-                          <w:sz w:val="21"/>
-                          <w:szCs w:val="21"/>
+                          <w:sz w:val="20"/>
+                          <w:szCs w:val="20"/>
                           <w14:textFill>
                             <w14:solidFill>
                               <w14:schemeClr w14:val="tx1">
@@ -8182,8 +8118,8 @@
                           <w:b/>
                           <w:bCs/>
                           <w:color w:val="404040" w:themeColor="text1" w:themeTint="BF"/>
-                          <w:sz w:val="21"/>
-                          <w:szCs w:val="21"/>
+                          <w:sz w:val="20"/>
+                          <w:szCs w:val="20"/>
                           <w:lang w:val="en-US" w:eastAsia="zh-CN"/>
                           <w14:textFill>
                             <w14:solidFill>
@@ -8194,7 +8130,7 @@
                             </w14:solidFill>
                           </w14:textFill>
                         </w:rPr>
-                        <w:t>大学                专业：</w:t>
+                        <w:t>大学  专业：</w:t>
                       </w:r>
                       <w:r>
                         <w:rPr>
@@ -8202,8 +8138,8 @@
                           <w:b/>
                           <w:bCs/>
                           <w:color w:val="262626" w:themeColor="text1" w:themeTint="D9"/>
-                          <w:sz w:val="21"/>
-                          <w:szCs w:val="21"/>
+                          <w:sz w:val="20"/>
+                          <w:szCs w:val="20"/>
                           <w:lang w:val="en-US" w:eastAsia="zh-CN"/>
                           <w14:textFill>
                             <w14:solidFill>
@@ -8236,7 +8172,7 @@
                         <w:bidi w:val="0"/>
                         <w:adjustRightInd w:val="0"/>
                         <w:snapToGrid w:val="0"/>
-                        <w:spacing w:line="288" w:lineRule="auto"/>
+                        <w:spacing w:line="300" w:lineRule="exact" w:before="0" w:after="0"/>
                         <w:ind w:leftChars="0"/>
                         <w:jc w:val="left"/>
                         <w:textAlignment w:val="auto"/>
@@ -8248,8 +8184,8 @@
                           <w:caps w:val="0"/>
                           <w:color w:val="404040" w:themeColor="text1" w:themeTint="BF"/>
                           <w:spacing w:val="0"/>
-                          <w:sz w:val="21"/>
-                          <w:szCs w:val="21"/>
+                          <w:sz w:val="20"/>
+                          <w:szCs w:val="20"/>
                           <w:shd w:val="clear" w:fill="FFFFFF"/>
                           <w:lang w:val="en-US" w:eastAsia="zh-CN"/>
                           <w14:textFill>
@@ -8271,8 +8207,8 @@
                           <w:caps w:val="0"/>
                           <w:color w:val="404040" w:themeColor="text1" w:themeTint="BF"/>
                           <w:spacing w:val="0"/>
-                          <w:sz w:val="21"/>
-                          <w:szCs w:val="21"/>
+                          <w:sz w:val="20"/>
+                          <w:szCs w:val="20"/>
                           <w:shd w:val="clear" w:fill="FFFFFF"/>
                           <w:lang w:val="en-US" w:eastAsia="zh-CN"/>
                           <w14:textFill>
@@ -8294,8 +8230,8 @@
                           <w:caps w:val="0"/>
                           <w:color w:val="404040" w:themeColor="text1" w:themeTint="BF"/>
                           <w:spacing w:val="0"/>
-                          <w:sz w:val="21"/>
-                          <w:szCs w:val="21"/>
+                          <w:sz w:val="20"/>
+                          <w:szCs w:val="20"/>
                           <w:shd w:val="clear" w:fill="FFFFFF"/>
                           <w:lang w:val="en-US" w:eastAsia="zh-CN"/>
                           <w14:textFill>
@@ -8315,8 +8251,8 @@
                           <w:b w:val="0"/>
                           <w:bCs w:val="0"/>
                           <w:color w:val="262626" w:themeColor="text1" w:themeTint="D9"/>
-                          <w:sz w:val="21"/>
-                          <w:szCs w:val="21"/>
+                          <w:sz w:val="20"/>
+                          <w:szCs w:val="20"/>
                           <w14:textFill>
                             <w14:solidFill>
                               <w14:schemeClr w14:val="tx1">
@@ -8348,7 +8284,7 @@
                         <w:bidi w:val="0"/>
                         <w:adjustRightInd w:val="0"/>
                         <w:snapToGrid w:val="0"/>
-                        <w:spacing w:line="288" w:lineRule="auto"/>
+                        <w:spacing w:line="300" w:lineRule="exact" w:before="0" w:after="0"/>
                         <w:ind w:leftChars="0"/>
                         <w:jc w:val="left"/>
                         <w:textAlignment w:val="auto"/>
@@ -8360,8 +8296,8 @@
                           <w:caps w:val="0"/>
                           <w:color w:val="404040" w:themeColor="text1" w:themeTint="BF"/>
                           <w:spacing w:val="0"/>
-                          <w:sz w:val="21"/>
-                          <w:szCs w:val="21"/>
+                          <w:sz w:val="20"/>
+                          <w:szCs w:val="20"/>
                           <w:shd w:val="clear" w:fill="FFFFFF"/>
                           <w:lang w:val="en-US" w:eastAsia="zh-CN"/>
                           <w14:textFill>
@@ -8389,7 +8325,7 @@
                         <w:autoSpaceDN/>
                         <w:bidi w:val="0"/>
                         <w:snapToGrid w:val="0"/>
-                        <w:spacing w:line="288" w:lineRule="auto"/>
+                        <w:spacing w:line="300" w:lineRule="exact" w:before="0" w:after="0"/>
                         <w:textAlignment w:val="auto"/>
                         <w:rPr>
                           <w:rFonts w:hint="eastAsia"/>
@@ -8411,7 +8347,7 @@
                         <w:autoSpaceDN/>
                         <w:bidi w:val="0"/>
                         <w:snapToGrid w:val="0"/>
-                        <w:spacing w:line="288" w:lineRule="auto"/>
+                        <w:spacing w:line="300" w:lineRule="exact" w:before="0" w:after="0"/>
                         <w:textAlignment w:val="auto"/>
                         <w:rPr>
                           <w:rFonts w:hint="default"/>
